--- a/public/word-templates/CommitmentAgreementRus.docx
+++ b/public/word-templates/CommitmentAgreementRus.docx
@@ -587,27 +587,7 @@
                 <w:szCs w:val="24"/>
                 <w:lang w:val="en-US"/>
               </w:rPr>
-              <w:t>${</w:t>
-            </w:r>
-            <w:proofErr w:type="spellStart"/>
-            <w:r>
-              <w:rPr>
-                <w:rFonts w:ascii="Times New Roman" w:hAnsi="Times New Roman" w:cs="Times New Roman"/>
-                <w:sz w:val="24"/>
-                <w:szCs w:val="24"/>
-                <w:lang w:val="en-US"/>
-              </w:rPr>
-              <w:t>iin</w:t>
-            </w:r>
-            <w:proofErr w:type="spellEnd"/>
-            <w:r>
-              <w:rPr>
-                <w:rFonts w:ascii="Times New Roman" w:hAnsi="Times New Roman" w:cs="Times New Roman"/>
-                <w:sz w:val="24"/>
-                <w:szCs w:val="24"/>
-                <w:lang w:val="en-US"/>
-              </w:rPr>
-              <w:t>}</w:t>
+              <w:t>${iin}</w:t>
             </w:r>
           </w:p>
         </w:tc>
@@ -1393,15 +1373,6 @@
         </w:rPr>
         <w:t>услуг</w:t>
       </w:r>
-    </w:p>
-    <w:p>
-      <w:pPr>
-        <w:pStyle w:val="ad"/>
-        <w:rPr>
-          <w:sz w:val="24"/>
-          <w:szCs w:val="24"/>
-        </w:rPr>
-      </w:pPr>
     </w:p>
     <w:p>
       <w:pPr>
@@ -1753,27 +1724,7 @@
                 <w:szCs w:val="24"/>
                 <w:lang w:val="en-US"/>
               </w:rPr>
-              <w:t>${</w:t>
-            </w:r>
-            <w:proofErr w:type="spellStart"/>
-            <w:r>
-              <w:rPr>
-                <w:rFonts w:ascii="Times New Roman" w:hAnsi="Times New Roman" w:cs="Times New Roman"/>
-                <w:sz w:val="24"/>
-                <w:szCs w:val="24"/>
-                <w:lang w:val="en-US"/>
-              </w:rPr>
-              <w:t>iin</w:t>
-            </w:r>
-            <w:proofErr w:type="spellEnd"/>
-            <w:r>
-              <w:rPr>
-                <w:rFonts w:ascii="Times New Roman" w:hAnsi="Times New Roman" w:cs="Times New Roman"/>
-                <w:sz w:val="24"/>
-                <w:szCs w:val="24"/>
-                <w:lang w:val="en-US"/>
-              </w:rPr>
-              <w:t>}</w:t>
+              <w:t>${iin}</w:t>
             </w:r>
           </w:p>
         </w:tc>
@@ -1802,27 +1753,7 @@
                 <w:sz w:val="24"/>
                 <w:szCs w:val="24"/>
               </w:rPr>
-              <w:t xml:space="preserve">Уд. </w:t>
-            </w:r>
-            <w:proofErr w:type="spellStart"/>
-            <w:r>
-              <w:rPr>
-                <w:rFonts w:ascii="Times New Roman" w:hAnsi="Times New Roman" w:cs="Times New Roman"/>
-                <w:b/>
-                <w:sz w:val="24"/>
-                <w:szCs w:val="24"/>
-              </w:rPr>
-              <w:t>лич</w:t>
-            </w:r>
-            <w:proofErr w:type="spellEnd"/>
-            <w:r>
-              <w:rPr>
-                <w:rFonts w:ascii="Times New Roman" w:hAnsi="Times New Roman" w:cs="Times New Roman"/>
-                <w:b/>
-                <w:sz w:val="24"/>
-                <w:szCs w:val="24"/>
-              </w:rPr>
-              <w:t>. №</w:t>
+              <w:t>Уд. лич. №</w:t>
             </w:r>
           </w:p>
         </w:tc>
@@ -2266,11 +2197,7 @@
     </w:p>
     <w:p>
       <w:pPr>
-        <w:pStyle w:val="a7"/>
-        <w:numPr>
-          <w:ilvl w:val="0"/>
-          <w:numId w:val="2"/>
-        </w:numPr>
+        <w:ind w:left="360"/>
         <w:jc w:val="both"/>
         <w:rPr>
           <w:rFonts w:ascii="Times New Roman" w:hAnsi="Times New Roman" w:cs="Times New Roman"/>
@@ -2284,41 +2211,27 @@
           <w:sz w:val="24"/>
           <w:szCs w:val="24"/>
         </w:rPr>
-        <w:t xml:space="preserve">Отработать не менее пяти лет после окончания Вуза по направлению, выданному Комиссией по распределению Вуза в соответствии с Законом PK «Об образовании» (далее - Закон) и Правилами направления специалистов на работу, Приказ </w:t>
-      </w:r>
-      <w:proofErr w:type="spellStart"/>
-      <w:r>
-        <w:rPr>
-          <w:rFonts w:ascii="Times New Roman" w:hAnsi="Times New Roman" w:cs="Times New Roman"/>
-          <w:sz w:val="24"/>
-          <w:szCs w:val="24"/>
-        </w:rPr>
-        <w:t>и.о</w:t>
-      </w:r>
-      <w:proofErr w:type="spellEnd"/>
-      <w:r>
-        <w:rPr>
-          <w:rFonts w:ascii="Times New Roman" w:hAnsi="Times New Roman" w:cs="Times New Roman"/>
-          <w:sz w:val="24"/>
-          <w:szCs w:val="24"/>
-        </w:rPr>
-        <w:t>. Министра науки и высшего образования Республики Казахстан от 11 августа 2023 года № 403. (далее - Правила).</w:t>
-      </w:r>
-    </w:p>
-    <w:p>
-      <w:pPr>
-        <w:pStyle w:val="a7"/>
+        <w:t xml:space="preserve">1. </w:t>
+      </w:r>
+      <w:r>
+        <w:rPr>
+          <w:rFonts w:ascii="Times New Roman" w:hAnsi="Times New Roman" w:cs="Times New Roman"/>
+          <w:sz w:val="24"/>
+          <w:szCs w:val="24"/>
+        </w:rPr>
+        <w:t>Отработать не менее пяти лет после окончания Вуза по направлению, выданному Комиссией по распределению Вуза в соответствии с Законом PK «Об образовании» (далее - Закон) и Правилами направления специалистов на работу, Приказ и.о. Министра науки и высшего образования Республики Казахстан от 11 августа 2023 года № 403. (далее - Правила).</w:t>
+      </w:r>
+    </w:p>
+    <w:p>
+      <w:pPr>
         <w:widowControl w:val="0"/>
-        <w:numPr>
-          <w:ilvl w:val="0"/>
-          <w:numId w:val="2"/>
-        </w:numPr>
         <w:tabs>
           <w:tab w:val="left" w:pos="1247"/>
         </w:tabs>
         <w:autoSpaceDE w:val="0"/>
         <w:autoSpaceDN w:val="0"/>
         <w:spacing w:before="1" w:after="120" w:line="268" w:lineRule="auto"/>
+        <w:ind w:left="360"/>
         <w:jc w:val="both"/>
         <w:rPr>
           <w:rFonts w:ascii="Times New Roman" w:hAnsi="Times New Roman" w:cs="Times New Roman"/>
@@ -2327,6 +2240,14 @@
           <w:szCs w:val="24"/>
         </w:rPr>
       </w:pPr>
+      <w:r>
+        <w:rPr>
+          <w:rFonts w:ascii="Times New Roman" w:hAnsi="Times New Roman" w:cs="Times New Roman"/>
+          <w:sz w:val="24"/>
+          <w:szCs w:val="24"/>
+        </w:rPr>
+        <w:t xml:space="preserve">2. </w:t>
+      </w:r>
       <w:r>
         <w:rPr>
           <w:rFonts w:ascii="Times New Roman" w:hAnsi="Times New Roman" w:cs="Times New Roman"/>
@@ -2564,18 +2485,14 @@
     </w:p>
     <w:p>
       <w:pPr>
-        <w:pStyle w:val="a7"/>
         <w:widowControl w:val="0"/>
-        <w:numPr>
-          <w:ilvl w:val="0"/>
-          <w:numId w:val="2"/>
-        </w:numPr>
         <w:tabs>
           <w:tab w:val="left" w:pos="1223"/>
         </w:tabs>
         <w:autoSpaceDE w:val="0"/>
         <w:autoSpaceDN w:val="0"/>
         <w:spacing w:after="120" w:line="271" w:lineRule="auto"/>
+        <w:ind w:left="360"/>
         <w:jc w:val="both"/>
         <w:rPr>
           <w:rFonts w:ascii="Times New Roman" w:hAnsi="Times New Roman" w:cs="Times New Roman"/>
@@ -2583,6 +2500,16 @@
           <w:szCs w:val="24"/>
         </w:rPr>
       </w:pPr>
+      <w:r>
+        <w:rPr>
+          <w:rFonts w:ascii="Times New Roman" w:hAnsi="Times New Roman" w:cs="Times New Roman"/>
+          <w:color w:val="232323"/>
+          <w:w w:val="95"/>
+          <w:sz w:val="24"/>
+          <w:szCs w:val="24"/>
+        </w:rPr>
+        <w:t xml:space="preserve">3. </w:t>
+      </w:r>
       <w:r>
         <w:rPr>
           <w:rFonts w:ascii="Times New Roman" w:hAnsi="Times New Roman" w:cs="Times New Roman"/>
